--- a/az/stories/the-shepherd-must-be-called.docx
+++ b/az/stories/the-shepherd-must-be-called.docx
@@ -4,259 +4,274 @@
   <w:body>
     <w:p>
       <w:pPr>
-        <w:pStyle w:val="Heading1"/>
+        <w:spacing w:before="0" w:after="60"/>
+        <w:jc w:val="left"/>
       </w:pPr>
       <w:r>
+        <w:rPr>
+          <w:rFonts w:ascii="Arial" w:hAnsi="Arial" w:eastAsia="Arial"/>
+          <w:i w:val="0"/>
+          <w:color w:val="000000"/>
+          <w:sz w:val="52"/>
+        </w:rPr>
         <w:t>Çobanı səsləmək lazımdır</w:t>
       </w:r>
     </w:p>
     <w:p>
       <w:pPr>
-        <w:ind w:firstLine="425"/>
-        <w:jc w:val="both"/>
+        <w:jc w:val="left"/>
       </w:pPr>
       <w:r>
         <w:rPr>
-          <w:rFonts w:ascii="Times New Roman" w:hAnsi="Times New Roman" w:cs="Times New Roman"/>
-          <w:b w:val="0"/>
+          <w:rFonts w:ascii="Arial" w:hAnsi="Arial" w:eastAsia="Arial"/>
           <w:i w:val="0"/>
-          <w:sz w:val="24"/>
+          <w:color w:val="000000"/>
+          <w:sz w:val="22"/>
         </w:rPr>
         <w:t>Uzun illər boyu aldığı təhsili tamamlamaq istəyən bir tələbə ustadının xeyir-duasını almaq üçün ona müraciət edir.</w:t>
       </w:r>
     </w:p>
     <w:p>
       <w:pPr>
-        <w:ind w:firstLine="425"/>
-        <w:jc w:val="both"/>
+        <w:jc w:val="left"/>
       </w:pPr>
       <w:r>
         <w:rPr>
-          <w:rFonts w:ascii="Times New Roman" w:hAnsi="Times New Roman" w:cs="Times New Roman"/>
-          <w:b w:val="0"/>
+          <w:rFonts w:ascii="Arial" w:hAnsi="Arial" w:eastAsia="Arial"/>
           <w:i w:val="0"/>
-          <w:sz w:val="24"/>
+          <w:color w:val="000000"/>
+          <w:sz w:val="22"/>
         </w:rPr>
         <w:t>Ustadı:</w:t>
       </w:r>
     </w:p>
     <w:p>
       <w:pPr>
-        <w:ind w:firstLine="425"/>
-        <w:jc w:val="both"/>
+        <w:jc w:val="left"/>
       </w:pPr>
       <w:r>
         <w:rPr>
-          <w:rFonts w:ascii="Times New Roman" w:hAnsi="Times New Roman" w:cs="Times New Roman"/>
-          <w:b w:val="0"/>
+          <w:rFonts w:ascii="Arial" w:hAnsi="Arial" w:eastAsia="Arial"/>
           <w:i w:val="0"/>
-          <w:sz w:val="24"/>
+          <w:color w:val="000000"/>
+          <w:sz w:val="22"/>
         </w:rPr>
         <w:t>— Olsun, amma bir şərtim var. Sənə bir sual verəcəyəm ki, görüm bu illər ərzində sənə verdiyim elmi layiqincə öyrənmisən, ya yox. Suala düzgün cavab versən, biləcəyəm ki, zəhmətim hədər getməyib, və xeyir-duamı verəcəyəm.</w:t>
       </w:r>
     </w:p>
     <w:p>
       <w:pPr>
-        <w:ind w:firstLine="425"/>
-        <w:jc w:val="both"/>
+        <w:jc w:val="left"/>
       </w:pPr>
       <w:r>
         <w:rPr>
-          <w:rFonts w:ascii="Times New Roman" w:hAnsi="Times New Roman" w:cs="Times New Roman"/>
-          <w:b w:val="0"/>
+          <w:rFonts w:ascii="Arial" w:hAnsi="Arial" w:eastAsia="Arial"/>
           <w:i w:val="0"/>
-          <w:sz w:val="24"/>
+          <w:color w:val="000000"/>
+          <w:sz w:val="22"/>
         </w:rPr>
         <w:t>Tələbə özünə arxayın halda:</w:t>
       </w:r>
     </w:p>
     <w:p>
       <w:pPr>
-        <w:ind w:firstLine="425"/>
-        <w:jc w:val="both"/>
+        <w:jc w:val="left"/>
       </w:pPr>
       <w:r>
         <w:rPr>
-          <w:rFonts w:ascii="Times New Roman" w:hAnsi="Times New Roman" w:cs="Times New Roman"/>
-          <w:b w:val="0"/>
+          <w:rFonts w:ascii="Arial" w:hAnsi="Arial" w:eastAsia="Arial"/>
           <w:i w:val="0"/>
-          <w:sz w:val="24"/>
+          <w:color w:val="000000"/>
+          <w:sz w:val="22"/>
         </w:rPr>
         <w:t>— Buyurun, ustadım, soruşun, — deyir.</w:t>
       </w:r>
     </w:p>
     <w:p>
       <w:pPr>
-        <w:ind w:firstLine="425"/>
-        <w:jc w:val="both"/>
+        <w:jc w:val="left"/>
       </w:pPr>
       <w:r>
         <w:rPr>
-          <w:rFonts w:ascii="Times New Roman" w:hAnsi="Times New Roman" w:cs="Times New Roman"/>
-          <w:b w:val="0"/>
+          <w:rFonts w:ascii="Arial" w:hAnsi="Arial" w:eastAsia="Arial"/>
           <w:i w:val="0"/>
-          <w:sz w:val="24"/>
+          <w:color w:val="000000"/>
+          <w:sz w:val="22"/>
         </w:rPr>
         <w:t>Ustadı:</w:t>
       </w:r>
     </w:p>
     <w:p>
       <w:pPr>
-        <w:ind w:firstLine="425"/>
-        <w:jc w:val="both"/>
+        <w:jc w:val="left"/>
       </w:pPr>
       <w:r>
         <w:rPr>
-          <w:rFonts w:ascii="Times New Roman" w:hAnsi="Times New Roman" w:cs="Times New Roman"/>
-          <w:b w:val="0"/>
+          <w:rFonts w:ascii="Arial" w:hAnsi="Arial" w:eastAsia="Arial"/>
           <w:i w:val="0"/>
-          <w:sz w:val="24"/>
+          <w:color w:val="000000"/>
+          <w:sz w:val="22"/>
         </w:rPr>
         <w:t>— Övladım, təsəvvür et ki, kəndinə gedirsən və yolda bir çobanın bir sürü quduz iti sənə hücum edir. Təhlükə ilə üz-üzəsən. Canını qurtarmaq üçün nə edərsən?</w:t>
       </w:r>
     </w:p>
     <w:p>
       <w:pPr>
-        <w:ind w:firstLine="425"/>
-        <w:jc w:val="both"/>
+        <w:jc w:val="left"/>
       </w:pPr>
       <w:r>
         <w:rPr>
-          <w:rFonts w:ascii="Times New Roman" w:hAnsi="Times New Roman" w:cs="Times New Roman"/>
-          <w:b w:val="0"/>
+          <w:rFonts w:ascii="Arial" w:hAnsi="Arial" w:eastAsia="Arial"/>
           <w:i w:val="0"/>
-          <w:sz w:val="24"/>
+          <w:color w:val="000000"/>
+          <w:sz w:val="22"/>
         </w:rPr>
         <w:t>— Əyilib yerdən bir neçə daş götürüb itlərə atar, onları qovaram.</w:t>
       </w:r>
     </w:p>
     <w:p>
       <w:pPr>
-        <w:ind w:firstLine="425"/>
-        <w:jc w:val="both"/>
+        <w:jc w:val="left"/>
       </w:pPr>
       <w:r>
         <w:rPr>
-          <w:rFonts w:ascii="Times New Roman" w:hAnsi="Times New Roman" w:cs="Times New Roman"/>
-          <w:b w:val="0"/>
+          <w:rFonts w:ascii="Arial" w:hAnsi="Arial" w:eastAsia="Arial"/>
           <w:i w:val="0"/>
-          <w:sz w:val="24"/>
+          <w:color w:val="000000"/>
+          <w:sz w:val="22"/>
         </w:rPr>
         <w:t>— Amma, övladım, birinə daş atarsan, ikisinə atarsan — axı hamısının öhdəsindən gələ bilməzsən. Onlar bir-birinə qoşulub səni parçalayar.</w:t>
       </w:r>
     </w:p>
     <w:p>
       <w:pPr>
-        <w:ind w:firstLine="425"/>
-        <w:jc w:val="both"/>
+        <w:jc w:val="left"/>
       </w:pPr>
       <w:r>
         <w:rPr>
-          <w:rFonts w:ascii="Times New Roman" w:hAnsi="Times New Roman" w:cs="Times New Roman"/>
-          <w:b w:val="0"/>
+          <w:rFonts w:ascii="Arial" w:hAnsi="Arial" w:eastAsia="Arial"/>
           <w:i w:val="0"/>
-          <w:sz w:val="24"/>
+          <w:color w:val="000000"/>
+          <w:sz w:val="22"/>
         </w:rPr>
         <w:t>— Onda qaçmağa üz qoyaram.</w:t>
       </w:r>
     </w:p>
     <w:p>
       <w:pPr>
-        <w:ind w:firstLine="425"/>
-        <w:jc w:val="both"/>
+        <w:jc w:val="left"/>
       </w:pPr>
       <w:r>
         <w:rPr>
-          <w:rFonts w:ascii="Times New Roman" w:hAnsi="Times New Roman" w:cs="Times New Roman"/>
-          <w:b w:val="0"/>
+          <w:rFonts w:ascii="Arial" w:hAnsi="Arial" w:eastAsia="Arial"/>
           <w:i w:val="0"/>
-          <w:sz w:val="24"/>
+          <w:color w:val="000000"/>
+          <w:sz w:val="22"/>
         </w:rPr>
         <w:t>— Əmin ol ki, onlar səndən sürətli qaçar, gəlib səni yaxalayar. Onda necə?</w:t>
       </w:r>
     </w:p>
     <w:p>
       <w:pPr>
-        <w:ind w:firstLine="425"/>
-        <w:jc w:val="both"/>
+        <w:jc w:val="left"/>
       </w:pPr>
       <w:r>
         <w:rPr>
-          <w:rFonts w:ascii="Times New Roman" w:hAnsi="Times New Roman" w:cs="Times New Roman"/>
-          <w:b w:val="0"/>
+          <w:rFonts w:ascii="Arial" w:hAnsi="Arial" w:eastAsia="Arial"/>
           <w:i w:val="0"/>
-          <w:sz w:val="24"/>
+          <w:color w:val="000000"/>
+          <w:sz w:val="22"/>
         </w:rPr>
         <w:t>Tələbə çarəsiz qaldığını anlayır və ustadından kömək istəyir.</w:t>
       </w:r>
     </w:p>
     <w:p>
       <w:pPr>
-        <w:ind w:firstLine="425"/>
-        <w:jc w:val="both"/>
+        <w:jc w:val="left"/>
       </w:pPr>
       <w:r>
         <w:rPr>
-          <w:rFonts w:ascii="Times New Roman" w:hAnsi="Times New Roman" w:cs="Times New Roman"/>
-          <w:b w:val="0"/>
+          <w:rFonts w:ascii="Arial" w:hAnsi="Arial" w:eastAsia="Arial"/>
           <w:i w:val="0"/>
-          <w:sz w:val="24"/>
+          <w:color w:val="000000"/>
+          <w:sz w:val="22"/>
         </w:rPr>
         <w:t>Ustadı:</w:t>
       </w:r>
     </w:p>
     <w:p>
       <w:pPr>
-        <w:ind w:firstLine="425"/>
-        <w:jc w:val="both"/>
+        <w:jc w:val="left"/>
       </w:pPr>
       <w:r>
         <w:rPr>
-          <w:rFonts w:ascii="Times New Roman" w:hAnsi="Times New Roman" w:cs="Times New Roman"/>
-          <w:b w:val="0"/>
+          <w:rFonts w:ascii="Arial" w:hAnsi="Arial" w:eastAsia="Arial"/>
           <w:i w:val="0"/>
-          <w:sz w:val="24"/>
+          <w:color w:val="000000"/>
+          <w:sz w:val="22"/>
         </w:rPr>
         <w:t>— Övladım, bu vəziyyətdən yalnız bir çıxış yolu var: çobanı səsləməli və ondan itlərini saxlamasını istəməlisən. İtlər çobanın səsini eşidən kimi yerlərində quruyub qalacaqlar.</w:t>
       </w:r>
     </w:p>
     <w:p>
       <w:pPr>
-        <w:spacing w:after="40"/>
-      </w:pPr>
-    </w:p>
-    <w:p>
-      <w:pPr>
+        <w:pStyle w:val="Moral"/>
+        <w:keepNext/>
+        <w:keepLines/>
+        <w:widowControl/>
+        <w:spacing w:before="240" w:after="180" w:line="283" w:lineRule="auto"/>
+        <w:ind w:left="240" w:right="240"/>
+        <w:jc w:val="left"/>
         <w:pBdr>
-          <w:top w:val="single" w:sz="4" w:space="6" w:color="D9C7A3"/>
-          <w:left w:val="single" w:sz="24" w:space="12" w:color="B8860B"/>
-          <w:bottom w:val="single" w:sz="4" w:space="6" w:color="D9C7A3"/>
-          <w:right w:val="single" w:sz="4" w:space="10" w:color="D9C7A3"/>
+          <w:top w:val="single" w:sz="8" w:space="7" w:color="E8D59A"/>
+          <w:left w:val="single" w:sz="32" w:space="11" w:color="C6A23A"/>
+          <w:bottom w:val="single" w:sz="8" w:space="7" w:color="E8D59A"/>
+          <w:right w:val="single" w:sz="8" w:space="11" w:color="E8D59A"/>
         </w:pBdr>
-        <w:shd w:val="clear" w:color="auto" w:fill="FBF6EA"/>
-        <w:spacing w:before="0" w:after="60"/>
-        <w:ind w:left="227" w:right="113"/>
-        <w:jc w:val="both"/>
+        <w:shd w:val="clear" w:color="auto" w:fill="FFF8E1"/>
       </w:pPr>
       <w:r>
         <w:rPr>
-          <w:rFonts w:ascii="Times New Roman" w:hAnsi="Times New Roman" w:cs="Times New Roman"/>
+          <w:rFonts w:ascii="Arial" w:hAnsi="Arial" w:eastAsia="Arial" w:cs="Arial"/>
+          <w:b/>
+          <w:i w:val="0"/>
+          <w:color w:val="9A7417"/>
+          <w:sz w:val="22"/>
+        </w:rPr>
+        <w:t xml:space="preserve">İbrət: </w:t>
+      </w:r>
+      <w:r>
+        <w:rPr>
+          <w:rFonts w:ascii="Arial" w:hAnsi="Arial" w:eastAsia="Arial" w:cs="Arial"/>
           <w:b w:val="0"/>
-          <w:i/>
-          <w:color w:val="333333"/>
-          <w:sz w:val="24"/>
+          <w:i w:val="0"/>
+          <w:color w:val="3F3826"/>
+          <w:sz w:val="22"/>
         </w:rPr>
         <w:t>Hər problem güclə həll olunmur. Bəzən bir addım geri çəkilib fərqli baxmaq ən qısa çıxış yoludur.</w:t>
       </w:r>
     </w:p>
     <w:p>
       <w:pPr>
-        <w:spacing w:after="120"/>
+        <w:keepLines/>
+        <w:widowControl/>
+        <w:spacing w:before="60" w:after="0" w:line="240" w:lineRule="auto"/>
+        <w:jc w:val="right"/>
       </w:pPr>
+      <w:r>
+        <w:rPr>
+          <w:rFonts w:ascii="Arial" w:hAnsi="Arial" w:eastAsia="Arial" w:cs="Arial"/>
+          <w:b w:val="0"/>
+          <w:i/>
+          <w:color w:val="8A7950"/>
+          <w:sz w:val="17"/>
+        </w:rPr>
+        <w:t>Hekayə açıq İnternet mənbələrindən əldə olunub.</w:t>
+      </w:r>
     </w:p>
     <w:sectPr>
       <w:pgSz w:w="12240" w:h="15840"/>
-      <w:pgMar w:top="1417" w:right="1417" w:bottom="1417" w:left="1417" w:header="720" w:footer="720" w:gutter="0"/>
+      <w:pgMar w:top="1440" w:right="1440" w:bottom="1440" w:left="1440" w:header="708" w:footer="708" w:gutter="0"/>
       <w:cols w:space="720"/>
       <w:docGrid w:linePitch="360"/>
     </w:sectPr>
@@ -628,12 +643,12 @@
     <w:qFormat/>
     <w:rsid w:val="00FC693F"/>
     <w:pPr>
-      <w:spacing w:line="276" w:lineRule="auto" w:after="120" w:before="0"/>
-      <w:jc w:val="both"/>
+      <w:spacing w:before="0" w:after="160" w:line="276" w:lineRule="auto"/>
     </w:pPr>
     <w:rPr>
-      <w:rFonts w:ascii="Times New Roman" w:hAnsi="Times New Roman" w:cs="Times New Roman"/>
-      <w:sz w:val="24"/>
+      <w:rFonts w:ascii="Arial" w:hAnsi="Arial" w:eastAsia="Arial"/>
+      <w:color w:val="000000"/>
+      <w:sz w:val="22"/>
     </w:rPr>
   </w:style>
   <w:style w:type="paragraph" w:styleId="Header">
@@ -691,17 +706,15 @@
     <w:pPr>
       <w:keepNext/>
       <w:keepLines/>
-      <w:spacing w:before="360" w:after="160"/>
-      <w:jc w:val="left"/>
+      <w:spacing w:before="480" w:after="0"/>
       <w:outlineLvl w:val="0"/>
     </w:pPr>
     <w:rPr>
-      <w:rFonts w:asciiTheme="majorHAnsi" w:eastAsiaTheme="majorEastAsia" w:hAnsiTheme="majorHAnsi" w:cstheme="majorBidi" w:ascii="Times New Roman" w:hAnsi="Times New Roman" w:cs="Times New Roman"/>
+      <w:rFonts w:asciiTheme="majorHAnsi" w:eastAsiaTheme="majorEastAsia" w:hAnsiTheme="majorHAnsi" w:cstheme="majorBidi"/>
       <w:b/>
       <w:bCs/>
-      <w:i w:val="0"/>
-      <w:color w:val="1F1F1F"/>
-      <w:sz w:val="30"/>
+      <w:color w:val="365F91" w:themeColor="accent1" w:themeShade="BF"/>
+      <w:sz w:val="28"/>
       <w:szCs w:val="28"/>
     </w:rPr>
   </w:style>
@@ -12319,6 +12332,18 @@
         <w:shd w:val="clear" w:color="auto" w:fill="FBCAA2" w:themeFill="accent6" w:themeFillTint="7F"/>
       </w:tcPr>
     </w:tblStylePr>
+  </w:style>
+  <w:style w:type="paragraph" w:customStyle="1" w:styleId="Moral">
+    <w:name w:val="Moral"/>
+    <w:basedOn w:val="Normal"/>
+    <w:pPr>
+      <w:spacing w:before="160" w:after="0" w:line="276" w:lineRule="auto"/>
+    </w:pPr>
+    <w:rPr>
+      <w:rFonts w:ascii="Arial" w:hAnsi="Arial" w:eastAsia="Arial"/>
+      <w:i/>
+      <w:sz w:val="22"/>
+    </w:rPr>
   </w:style>
 </w:styles>
 </file>
